--- a/TS-Padam/TS-7.4/TS 7.4 Malayalam Pada Paatam Corrections.docx
+++ b/TS-Padam/TS-7.4/TS 7.4 Malayalam Pada Paatam Corrections.docx
@@ -1,6 +1,6 @@
 
 <file path=word/document.xml><?xml version="1.0" encoding="utf-8"?>
-<w:document xmlns:wpc="http://schemas.microsoft.com/office/word/2010/wordprocessingCanvas" xmlns:cx="http://schemas.microsoft.com/office/drawing/2014/chartex" xmlns:cx1="http://schemas.microsoft.com/office/drawing/2015/9/8/chartex" xmlns:cx2="http://schemas.microsoft.com/office/drawing/2015/10/21/chartex" xmlns:cx3="http://schemas.microsoft.com/office/drawing/2016/5/9/chartex" xmlns:cx4="http://schemas.microsoft.com/office/drawing/2016/5/10/chartex" xmlns:cx5="http://schemas.microsoft.com/office/drawing/2016/5/11/chartex" xmlns:cx6="http://schemas.microsoft.com/office/drawing/2016/5/12/chartex" xmlns:cx7="http://schemas.microsoft.com/office/drawing/2016/5/13/chartex" xmlns:cx8="http://schemas.microsoft.com/office/drawing/2016/5/14/chartex" xmlns:mc="http://schemas.openxmlformats.org/markup-compatibility/2006" xmlns:aink="http://schemas.microsoft.com/office/drawing/2016/ink" xmlns:am3d="http://schemas.microsoft.com/office/drawing/2017/model3d" xmlns:o="urn:schemas-microsoft-com:office:office" xmlns:oel="http://schemas.microsoft.com/office/2019/extlst" xmlns:r="http://schemas.openxmlformats.org/officeDocument/2006/relationships" xmlns:m="http://schemas.openxmlformats.org/officeDocument/2006/math" xmlns:v="urn:schemas-microsoft-com:vml" xmlns:wp14="http://schemas.microsoft.com/office/word/2010/wordprocessingDrawing" xmlns:wp="http://schemas.openxmlformats.org/drawingml/2006/wordprocessingDrawing" xmlns:w10="urn:schemas-microsoft-com:office:word" xmlns:w="http://schemas.openxmlformats.org/wordprocessingml/2006/main" xmlns:w14="http://schemas.microsoft.com/office/word/2010/wordml" xmlns:w15="http://schemas.microsoft.com/office/word/2012/wordml" xmlns:w16cex="http://schemas.microsoft.com/office/word/2018/wordml/cex" xmlns:w16cid="http://schemas.microsoft.com/office/word/2016/wordml/cid" xmlns:w16="http://schemas.microsoft.com/office/word/2018/wordml" xmlns:w16du="http://schemas.microsoft.com/office/word/2023/wordml/word16du" xmlns:w16sdtdh="http://schemas.microsoft.com/office/word/2020/wordml/sdtdatahash" xmlns:w16sdtfl="http://schemas.microsoft.com/office/word/2024/wordml/sdtformatlock" xmlns:w16se="http://schemas.microsoft.com/office/word/2015/wordml/symex" xmlns:wpg="http://schemas.microsoft.com/office/word/2010/wordprocessingGroup" xmlns:wpi="http://schemas.microsoft.com/office/word/2010/wordprocessingInk" xmlns:wne="http://schemas.microsoft.com/office/word/2006/wordml" xmlns:wps="http://schemas.microsoft.com/office/word/2010/wordprocessingShape" mc:Ignorable="w14 w15 w16se w16cid w16 w16cex w16sdtdh w16sdtfl w16du wp14">
+<w:document xmlns:wpc="http://schemas.microsoft.com/office/word/2010/wordprocessingCanvas" xmlns:cx="http://schemas.microsoft.com/office/drawing/2014/chartex" xmlns:cx1="http://schemas.microsoft.com/office/drawing/2015/9/8/chartex" xmlns:cx2="http://schemas.microsoft.com/office/drawing/2015/10/21/chartex" xmlns:cx3="http://schemas.microsoft.com/office/drawing/2016/5/9/chartex" xmlns:cx4="http://schemas.microsoft.com/office/drawing/2016/5/10/chartex" xmlns:cx5="http://schemas.microsoft.com/office/drawing/2016/5/11/chartex" xmlns:cx6="http://schemas.microsoft.com/office/drawing/2016/5/12/chartex" xmlns:cx7="http://schemas.microsoft.com/office/drawing/2016/5/13/chartex" xmlns:cx8="http://schemas.microsoft.com/office/drawing/2016/5/14/chartex" xmlns:mc="http://schemas.openxmlformats.org/markup-compatibility/2006" xmlns:aink="http://schemas.microsoft.com/office/drawing/2016/ink" xmlns:am3d="http://schemas.microsoft.com/office/drawing/2017/model3d" xmlns:o="urn:schemas-microsoft-com:office:office" xmlns:oel="http://schemas.microsoft.com/office/2019/extlst" xmlns:r="http://schemas.openxmlformats.org/officeDocument/2006/relationships" xmlns:m="http://schemas.openxmlformats.org/officeDocument/2006/math" xmlns:v="urn:schemas-microsoft-com:vml" xmlns:wp14="http://schemas.microsoft.com/office/word/2010/wordprocessingDrawing" xmlns:wp="http://schemas.openxmlformats.org/drawingml/2006/wordprocessingDrawing" xmlns:w10="urn:schemas-microsoft-com:office:word" xmlns:w="http://schemas.openxmlformats.org/wordprocessingml/2006/main" xmlns:w14="http://schemas.microsoft.com/office/word/2010/wordml" xmlns:w15="http://schemas.microsoft.com/office/word/2012/wordml" xmlns:w16cei="http://schemas.microsoft.com/office/word/2026/wordml/cei" xmlns:w16cex="http://schemas.microsoft.com/office/word/2018/wordml/cex" xmlns:w16cid="http://schemas.microsoft.com/office/word/2016/wordml/cid" xmlns:w16="http://schemas.microsoft.com/office/word/2018/wordml" xmlns:w16du="http://schemas.microsoft.com/office/word/2023/wordml/word16du" xmlns:w16sdtdh="http://schemas.microsoft.com/office/word/2020/wordml/sdtdatahash" xmlns:w16sdtfl="http://schemas.microsoft.com/office/word/2024/wordml/sdtformatlock" xmlns:w16se="http://schemas.microsoft.com/office/word/2015/wordml/symex" xmlns:wpg="http://schemas.microsoft.com/office/word/2010/wordprocessingGroup" xmlns:wpi="http://schemas.microsoft.com/office/word/2010/wordprocessingInk" xmlns:wne="http://schemas.microsoft.com/office/word/2006/wordml" xmlns:wps="http://schemas.microsoft.com/office/word/2010/wordprocessingShape" mc:Ignorable="w14 w15 w16se w16cid w16 w16cex w16sdtdh w16sdtfl w16du wp14">
   <w:body>
     <w:p>
       <w:pPr>
@@ -102,18 +102,7 @@
           <w:szCs w:val="32"/>
           <w:u w:val="single"/>
         </w:rPr>
-        <w:t xml:space="preserve">Observed </w:t>
-      </w:r>
-      <w:proofErr w:type="gramStart"/>
-      <w:r>
-        <w:rPr>
-          <w:b/>
-          <w:bCs/>
-          <w:sz w:val="32"/>
-          <w:szCs w:val="32"/>
-          <w:u w:val="single"/>
-        </w:rPr>
-        <w:t xml:space="preserve">till </w:t>
+        <w:t xml:space="preserve">Observed till </w:t>
       </w:r>
       <w:r>
         <w:rPr>
@@ -126,7 +115,6 @@
         </w:rPr>
         <w:t>???</w:t>
       </w:r>
-      <w:proofErr w:type="gramEnd"/>
     </w:p>
     <w:p>
       <w:pPr>
@@ -583,6 +571,554 @@
                 <w:szCs w:val="40"/>
               </w:rPr>
               <w:t>¥tx h—pZy</w:t>
+            </w:r>
+          </w:p>
+        </w:tc>
+      </w:tr>
+      <w:tr>
+        <w:trPr>
+          <w:trHeight w:val="1405"/>
+        </w:trPr>
+        <w:tc>
+          <w:tcPr>
+            <w:tcW w:w="3452" w:type="dxa"/>
+            <w:tcBorders>
+              <w:top w:val="single" w:sz="4" w:space="0" w:color="000000"/>
+              <w:left w:val="single" w:sz="4" w:space="0" w:color="000000"/>
+              <w:bottom w:val="single" w:sz="4" w:space="0" w:color="000000"/>
+              <w:right w:val="single" w:sz="4" w:space="0" w:color="000000"/>
+            </w:tcBorders>
+          </w:tcPr>
+          <w:p>
+            <w:pPr>
+              <w:widowControl w:val="0"/>
+              <w:autoSpaceDE w:val="0"/>
+              <w:autoSpaceDN w:val="0"/>
+              <w:adjustRightInd w:val="0"/>
+              <w:spacing w:before="0" w:line="240" w:lineRule="auto"/>
+              <w:rPr>
+                <w:rFonts w:cs="Arial"/>
+                <w:b/>
+                <w:bCs/>
+                <w:sz w:val="28"/>
+                <w:szCs w:val="28"/>
+              </w:rPr>
+            </w:pPr>
+            <w:r>
+              <w:rPr>
+                <w:rFonts w:cs="Arial"/>
+                <w:b/>
+                <w:bCs/>
+                <w:sz w:val="28"/>
+                <w:szCs w:val="28"/>
+              </w:rPr>
+              <w:t>TS 7.4.2.</w:t>
+            </w:r>
+            <w:r>
+              <w:rPr>
+                <w:rFonts w:cs="Arial"/>
+                <w:b/>
+                <w:bCs/>
+                <w:sz w:val="28"/>
+                <w:szCs w:val="28"/>
+              </w:rPr>
+              <w:t>5</w:t>
+            </w:r>
+            <w:r>
+              <w:rPr>
+                <w:rFonts w:cs="Arial"/>
+                <w:b/>
+                <w:bCs/>
+                <w:sz w:val="28"/>
+                <w:szCs w:val="28"/>
+              </w:rPr>
+              <w:t xml:space="preserve"> – </w:t>
+            </w:r>
+            <w:r>
+              <w:rPr>
+                <w:rFonts w:cs="Arial"/>
+                <w:b/>
+                <w:bCs/>
+                <w:sz w:val="28"/>
+                <w:szCs w:val="28"/>
+              </w:rPr>
+              <w:t>Vaakyam</w:t>
+            </w:r>
+          </w:p>
+          <w:p>
+            <w:pPr>
+              <w:widowControl w:val="0"/>
+              <w:autoSpaceDE w:val="0"/>
+              <w:autoSpaceDN w:val="0"/>
+              <w:adjustRightInd w:val="0"/>
+              <w:spacing w:before="0" w:line="240" w:lineRule="auto"/>
+              <w:rPr>
+                <w:rFonts w:cs="Arial"/>
+                <w:b/>
+                <w:bCs/>
+                <w:sz w:val="28"/>
+                <w:szCs w:val="28"/>
+              </w:rPr>
+            </w:pPr>
+            <w:r>
+              <w:rPr>
+                <w:rFonts w:cs="Arial"/>
+                <w:b/>
+                <w:bCs/>
+                <w:sz w:val="28"/>
+                <w:szCs w:val="28"/>
+              </w:rPr>
+              <w:t>Line</w:t>
+            </w:r>
+            <w:r>
+              <w:rPr>
+                <w:rFonts w:cs="Arial"/>
+                <w:b/>
+                <w:bCs/>
+                <w:sz w:val="28"/>
+                <w:szCs w:val="28"/>
+              </w:rPr>
+              <w:t xml:space="preserve"> No. – </w:t>
+            </w:r>
+            <w:r>
+              <w:rPr>
+                <w:rFonts w:cs="Arial"/>
+                <w:b/>
+                <w:bCs/>
+                <w:sz w:val="28"/>
+                <w:szCs w:val="28"/>
+              </w:rPr>
+              <w:t>7</w:t>
+            </w:r>
+            <w:r>
+              <w:rPr>
+                <w:rFonts w:cs="Arial"/>
+                <w:b/>
+                <w:bCs/>
+                <w:sz w:val="28"/>
+                <w:szCs w:val="28"/>
+              </w:rPr>
+              <w:t>3</w:t>
+            </w:r>
+          </w:p>
+          <w:p>
+            <w:pPr>
+              <w:widowControl w:val="0"/>
+              <w:autoSpaceDE w:val="0"/>
+              <w:autoSpaceDN w:val="0"/>
+              <w:adjustRightInd w:val="0"/>
+              <w:spacing w:before="0" w:line="240" w:lineRule="auto"/>
+              <w:rPr>
+                <w:rFonts w:cs="Arial"/>
+                <w:b/>
+                <w:bCs/>
+                <w:sz w:val="28"/>
+                <w:szCs w:val="28"/>
+              </w:rPr>
+            </w:pPr>
+            <w:r>
+              <w:rPr>
+                <w:rFonts w:cs="Arial"/>
+                <w:b/>
+                <w:bCs/>
+                <w:sz w:val="28"/>
+                <w:szCs w:val="28"/>
+              </w:rPr>
+              <w:t xml:space="preserve">Panchaati No. – </w:t>
+            </w:r>
+            <w:r>
+              <w:rPr>
+                <w:rFonts w:cs="Arial"/>
+                <w:b/>
+                <w:bCs/>
+                <w:sz w:val="28"/>
+                <w:szCs w:val="28"/>
+              </w:rPr>
+              <w:t>8</w:t>
+            </w:r>
+          </w:p>
+        </w:tc>
+        <w:tc>
+          <w:tcPr>
+            <w:tcW w:w="5096" w:type="dxa"/>
+            <w:tcBorders>
+              <w:top w:val="single" w:sz="4" w:space="0" w:color="000000"/>
+              <w:left w:val="single" w:sz="4" w:space="0" w:color="000000"/>
+              <w:bottom w:val="single" w:sz="4" w:space="0" w:color="000000"/>
+              <w:right w:val="single" w:sz="4" w:space="0" w:color="000000"/>
+            </w:tcBorders>
+          </w:tcPr>
+          <w:p>
+            <w:pPr>
+              <w:widowControl w:val="0"/>
+              <w:autoSpaceDE w:val="0"/>
+              <w:autoSpaceDN w:val="0"/>
+              <w:adjustRightInd w:val="0"/>
+              <w:spacing w:before="0" w:line="240" w:lineRule="auto"/>
+              <w:ind w:right="-48"/>
+              <w:rPr>
+                <w:rFonts w:ascii="BRH Malayalam Extra" w:hAnsi="BRH Malayalam Extra" w:cs="BRH Malayalam Extra"/>
+                <w:sz w:val="40"/>
+                <w:szCs w:val="40"/>
+              </w:rPr>
+            </w:pPr>
+            <w:r>
+              <w:rPr>
+                <w:rFonts w:ascii="BRH Malayalam Extra" w:hAnsi="BRH Malayalam Extra" w:cs="BRH Malayalam Extra"/>
+                <w:sz w:val="40"/>
+                <w:szCs w:val="40"/>
+              </w:rPr>
+              <w:t>h</w:t>
+            </w:r>
+            <w:r>
+              <w:rPr>
+                <w:rFonts w:ascii="BRH Malayalam Extra" w:hAnsi="BRH Malayalam Extra" w:cs="BRH Malayalam Extra"/>
+                <w:sz w:val="34"/>
+                <w:szCs w:val="40"/>
+              </w:rPr>
+              <w:t>–</w:t>
+            </w:r>
+            <w:r>
+              <w:rPr>
+                <w:rFonts w:ascii="BRH Malayalam Extra" w:hAnsi="BRH Malayalam Extra" w:cs="BRH Malayalam Extra"/>
+                <w:sz w:val="40"/>
+                <w:szCs w:val="40"/>
+              </w:rPr>
+              <w:t>p</w:t>
+            </w:r>
+            <w:r>
+              <w:rPr>
+                <w:rFonts w:ascii="BRH Malayalam Extra" w:hAnsi="BRH Malayalam Extra" w:cs="BRH Malayalam Extra"/>
+                <w:sz w:val="34"/>
+                <w:szCs w:val="40"/>
+              </w:rPr>
+              <w:t>–</w:t>
+            </w:r>
+            <w:r>
+              <w:rPr>
+                <w:rFonts w:ascii="BRH Malayalam Extra" w:hAnsi="BRH Malayalam Extra" w:cs="BRH Malayalam Extra"/>
+                <w:sz w:val="40"/>
+                <w:szCs w:val="40"/>
+              </w:rPr>
+              <w:t>Z</w:t>
+            </w:r>
+            <w:r>
+              <w:rPr>
+                <w:rFonts w:ascii="BRH Malayalam Extra" w:hAnsi="BRH Malayalam Extra" w:cs="BRH Malayalam Extra"/>
+                <w:sz w:val="34"/>
+                <w:szCs w:val="40"/>
+              </w:rPr>
+              <w:t>–</w:t>
+            </w:r>
+            <w:r>
+              <w:rPr>
+                <w:rFonts w:ascii="BRH Malayalam Extra" w:hAnsi="BRH Malayalam Extra" w:cs="BRH Malayalam Extra"/>
+                <w:sz w:val="40"/>
+                <w:szCs w:val="40"/>
+              </w:rPr>
+              <w:t>J | ög</w:t>
+            </w:r>
+            <w:r>
+              <w:rPr>
+                <w:rFonts w:ascii="BRH Malayalam Extra" w:hAnsi="BRH Malayalam Extra" w:cs="BRH Malayalam Extra"/>
+                <w:sz w:val="34"/>
+                <w:szCs w:val="40"/>
+              </w:rPr>
+              <w:t>–</w:t>
+            </w:r>
+            <w:r>
+              <w:rPr>
+                <w:rFonts w:ascii="BRH Malayalam Extra" w:hAnsi="BRH Malayalam Extra" w:cs="BRH Malayalam Extra"/>
+                <w:sz w:val="40"/>
+                <w:szCs w:val="40"/>
+              </w:rPr>
+              <w:t>Ö</w:t>
+            </w:r>
+            <w:r>
+              <w:rPr>
+                <w:rFonts w:ascii="BRH Malayalam Extra" w:hAnsi="BRH Malayalam Extra" w:cs="BRH Malayalam Extra"/>
+                <w:sz w:val="34"/>
+                <w:szCs w:val="40"/>
+              </w:rPr>
+              <w:t>–</w:t>
+            </w:r>
+            <w:r>
+              <w:rPr>
+                <w:rFonts w:ascii="BRH Malayalam Extra" w:hAnsi="BRH Malayalam Extra" w:cs="BRH Malayalam Extra"/>
+                <w:sz w:val="40"/>
+                <w:szCs w:val="40"/>
+              </w:rPr>
+              <w:t>p</w:t>
+            </w:r>
+            <w:r>
+              <w:rPr>
+                <w:rFonts w:ascii="BRH Malayalam Extra" w:hAnsi="BRH Malayalam Extra" w:cs="BRH Malayalam Extra"/>
+                <w:sz w:val="34"/>
+                <w:szCs w:val="40"/>
+              </w:rPr>
+              <w:t>–</w:t>
+            </w:r>
+            <w:r>
+              <w:rPr>
+                <w:rFonts w:ascii="BRH Malayalam Extra" w:hAnsi="BRH Malayalam Extra" w:cs="BRH Malayalam Extra"/>
+                <w:sz w:val="40"/>
+                <w:szCs w:val="40"/>
+              </w:rPr>
+              <w:t>ª</w:t>
+            </w:r>
+            <w:r>
+              <w:rPr>
+                <w:rFonts w:ascii="BRH Malayalam Extra" w:hAnsi="BRH Malayalam Extra" w:cs="BRH Malayalam Extra"/>
+                <w:sz w:val="40"/>
+                <w:szCs w:val="40"/>
+                <w:highlight w:val="yellow"/>
+              </w:rPr>
+              <w:t>P</w:t>
+            </w:r>
+            <w:r>
+              <w:rPr>
+                <w:rFonts w:ascii="BRH Malayalam Extra" w:hAnsi="BRH Malayalam Extra" w:cs="BRH Malayalam Extra"/>
+                <w:sz w:val="34"/>
+                <w:szCs w:val="40"/>
+                <w:highlight w:val="yellow"/>
+              </w:rPr>
+              <w:t>–</w:t>
+            </w:r>
+            <w:r>
+              <w:rPr>
+                <w:rFonts w:ascii="BRH Malayalam Extra" w:hAnsi="BRH Malayalam Extra" w:cs="BRH Malayalam Extra"/>
+                <w:sz w:val="40"/>
+                <w:szCs w:val="40"/>
+                <w:highlight w:val="yellow"/>
+              </w:rPr>
+              <w:t>¥s</w:t>
+            </w:r>
+            <w:r>
+              <w:rPr>
+                <w:rFonts w:ascii="BRH Malayalam Extra" w:hAnsi="BRH Malayalam Extra" w:cs="BRH Malayalam Extra"/>
+                <w:sz w:val="40"/>
+                <w:szCs w:val="40"/>
+              </w:rPr>
+              <w:t>õZy— ögÖ - p</w:t>
+            </w:r>
+            <w:r>
+              <w:rPr>
+                <w:rFonts w:ascii="BRH Malayalam Extra" w:hAnsi="BRH Malayalam Extra" w:cs="BRH Malayalam Extra"/>
+                <w:sz w:val="34"/>
+                <w:szCs w:val="40"/>
+              </w:rPr>
+              <w:t>–</w:t>
+            </w:r>
+            <w:r>
+              <w:rPr>
+                <w:rFonts w:ascii="BRH Malayalam Extra" w:hAnsi="BRH Malayalam Extra" w:cs="BRH Malayalam Extra"/>
+                <w:sz w:val="40"/>
+                <w:szCs w:val="40"/>
+              </w:rPr>
+              <w:t>ªP</w:t>
+            </w:r>
+            <w:r>
+              <w:rPr>
+                <w:rFonts w:ascii="BRH Malayalam Extra" w:hAnsi="BRH Malayalam Extra" w:cs="BRH Malayalam Extra"/>
+                <w:sz w:val="34"/>
+                <w:szCs w:val="40"/>
+              </w:rPr>
+              <w:t>–</w:t>
+            </w:r>
+            <w:r>
+              <w:rPr>
+                <w:rFonts w:ascii="BRH Malayalam Extra" w:hAnsi="BRH Malayalam Extra" w:cs="BRH Malayalam Extra"/>
+                <w:sz w:val="40"/>
+                <w:szCs w:val="40"/>
+              </w:rPr>
+              <w:t xml:space="preserve">ssõ— | </w:t>
+            </w:r>
+          </w:p>
+        </w:tc>
+        <w:tc>
+          <w:tcPr>
+            <w:tcW w:w="5423" w:type="dxa"/>
+            <w:tcBorders>
+              <w:top w:val="single" w:sz="4" w:space="0" w:color="000000"/>
+              <w:left w:val="single" w:sz="4" w:space="0" w:color="000000"/>
+              <w:bottom w:val="single" w:sz="4" w:space="0" w:color="000000"/>
+              <w:right w:val="single" w:sz="4" w:space="0" w:color="000000"/>
+            </w:tcBorders>
+          </w:tcPr>
+          <w:p>
+            <w:pPr>
+              <w:widowControl w:val="0"/>
+              <w:autoSpaceDE w:val="0"/>
+              <w:autoSpaceDN w:val="0"/>
+              <w:adjustRightInd w:val="0"/>
+              <w:spacing w:before="0" w:line="240" w:lineRule="auto"/>
+              <w:ind w:right="-48"/>
+              <w:rPr>
+                <w:rFonts w:ascii="BRH Malayalam Extra" w:hAnsi="BRH Malayalam Extra" w:cs="BRH Malayalam Extra"/>
+                <w:sz w:val="40"/>
+                <w:szCs w:val="40"/>
+              </w:rPr>
+            </w:pPr>
+            <w:r>
+              <w:rPr>
+                <w:rFonts w:ascii="BRH Malayalam Extra" w:hAnsi="BRH Malayalam Extra" w:cs="BRH Malayalam Extra"/>
+                <w:sz w:val="40"/>
+                <w:szCs w:val="40"/>
+              </w:rPr>
+              <w:t>h</w:t>
+            </w:r>
+            <w:r>
+              <w:rPr>
+                <w:rFonts w:ascii="BRH Malayalam Extra" w:hAnsi="BRH Malayalam Extra" w:cs="BRH Malayalam Extra"/>
+                <w:sz w:val="34"/>
+                <w:szCs w:val="40"/>
+              </w:rPr>
+              <w:t>–</w:t>
+            </w:r>
+            <w:r>
+              <w:rPr>
+                <w:rFonts w:ascii="BRH Malayalam Extra" w:hAnsi="BRH Malayalam Extra" w:cs="BRH Malayalam Extra"/>
+                <w:sz w:val="40"/>
+                <w:szCs w:val="40"/>
+              </w:rPr>
+              <w:t>p</w:t>
+            </w:r>
+            <w:r>
+              <w:rPr>
+                <w:rFonts w:ascii="BRH Malayalam Extra" w:hAnsi="BRH Malayalam Extra" w:cs="BRH Malayalam Extra"/>
+                <w:sz w:val="34"/>
+                <w:szCs w:val="40"/>
+              </w:rPr>
+              <w:t>–</w:t>
+            </w:r>
+            <w:r>
+              <w:rPr>
+                <w:rFonts w:ascii="BRH Malayalam Extra" w:hAnsi="BRH Malayalam Extra" w:cs="BRH Malayalam Extra"/>
+                <w:sz w:val="40"/>
+                <w:szCs w:val="40"/>
+              </w:rPr>
+              <w:t>Z</w:t>
+            </w:r>
+            <w:r>
+              <w:rPr>
+                <w:rFonts w:ascii="BRH Malayalam Extra" w:hAnsi="BRH Malayalam Extra" w:cs="BRH Malayalam Extra"/>
+                <w:sz w:val="34"/>
+                <w:szCs w:val="40"/>
+              </w:rPr>
+              <w:t>–</w:t>
+            </w:r>
+            <w:r>
+              <w:rPr>
+                <w:rFonts w:ascii="BRH Malayalam Extra" w:hAnsi="BRH Malayalam Extra" w:cs="BRH Malayalam Extra"/>
+                <w:sz w:val="40"/>
+                <w:szCs w:val="40"/>
+              </w:rPr>
+              <w:t>J | ög</w:t>
+            </w:r>
+            <w:r>
+              <w:rPr>
+                <w:rFonts w:ascii="BRH Malayalam Extra" w:hAnsi="BRH Malayalam Extra" w:cs="BRH Malayalam Extra"/>
+                <w:sz w:val="34"/>
+                <w:szCs w:val="40"/>
+              </w:rPr>
+              <w:t>–</w:t>
+            </w:r>
+            <w:r>
+              <w:rPr>
+                <w:rFonts w:ascii="BRH Malayalam Extra" w:hAnsi="BRH Malayalam Extra" w:cs="BRH Malayalam Extra"/>
+                <w:sz w:val="40"/>
+                <w:szCs w:val="40"/>
+              </w:rPr>
+              <w:t>Ö</w:t>
+            </w:r>
+            <w:r>
+              <w:rPr>
+                <w:rFonts w:ascii="BRH Malayalam Extra" w:hAnsi="BRH Malayalam Extra" w:cs="BRH Malayalam Extra"/>
+                <w:sz w:val="34"/>
+                <w:szCs w:val="40"/>
+              </w:rPr>
+              <w:t>–</w:t>
+            </w:r>
+            <w:r>
+              <w:rPr>
+                <w:rFonts w:ascii="BRH Malayalam Extra" w:hAnsi="BRH Malayalam Extra" w:cs="BRH Malayalam Extra"/>
+                <w:sz w:val="40"/>
+                <w:szCs w:val="40"/>
+              </w:rPr>
+              <w:t>p</w:t>
+            </w:r>
+            <w:r>
+              <w:rPr>
+                <w:rFonts w:ascii="BRH Malayalam Extra" w:hAnsi="BRH Malayalam Extra" w:cs="BRH Malayalam Extra"/>
+                <w:sz w:val="34"/>
+                <w:szCs w:val="40"/>
+              </w:rPr>
+              <w:t>–</w:t>
+            </w:r>
+            <w:r>
+              <w:rPr>
+                <w:rFonts w:ascii="BRH Malayalam Extra" w:hAnsi="BRH Malayalam Extra" w:cs="BRH Malayalam Extra"/>
+                <w:sz w:val="40"/>
+                <w:szCs w:val="40"/>
+              </w:rPr>
+              <w:t>ªP</w:t>
+            </w:r>
+            <w:r>
+              <w:rPr>
+                <w:rFonts w:ascii="BRH Malayalam Extra" w:hAnsi="BRH Malayalam Extra" w:cs="BRH Malayalam Extra"/>
+                <w:sz w:val="34"/>
+                <w:szCs w:val="40"/>
+              </w:rPr>
+              <w:t>–</w:t>
+            </w:r>
+            <w:r>
+              <w:rPr>
+                <w:rFonts w:ascii="BRH Malayalam Extra" w:hAnsi="BRH Malayalam Extra" w:cs="BRH Malayalam Extra"/>
+                <w:sz w:val="40"/>
+                <w:szCs w:val="40"/>
+                <w:highlight w:val="green"/>
+              </w:rPr>
+              <w:t>s</w:t>
+            </w:r>
+            <w:r>
+              <w:rPr>
+                <w:rFonts w:ascii="BRH Malayalam Extra" w:hAnsi="BRH Malayalam Extra" w:cs="BRH Malayalam Extra"/>
+                <w:sz w:val="40"/>
+                <w:szCs w:val="40"/>
+              </w:rPr>
+              <w:t>¥sõZy— ögÖ - p</w:t>
+            </w:r>
+            <w:r>
+              <w:rPr>
+                <w:rFonts w:ascii="BRH Malayalam Extra" w:hAnsi="BRH Malayalam Extra" w:cs="BRH Malayalam Extra"/>
+                <w:sz w:val="34"/>
+                <w:szCs w:val="40"/>
+              </w:rPr>
+              <w:t>–</w:t>
+            </w:r>
+            <w:r>
+              <w:rPr>
+                <w:rFonts w:ascii="BRH Malayalam Extra" w:hAnsi="BRH Malayalam Extra" w:cs="BRH Malayalam Extra"/>
+                <w:sz w:val="40"/>
+                <w:szCs w:val="40"/>
+              </w:rPr>
+              <w:t>ªP</w:t>
+            </w:r>
+            <w:r>
+              <w:rPr>
+                <w:rFonts w:ascii="BRH Malayalam Extra" w:hAnsi="BRH Malayalam Extra" w:cs="BRH Malayalam Extra"/>
+                <w:sz w:val="34"/>
+                <w:szCs w:val="40"/>
+              </w:rPr>
+              <w:t>–</w:t>
+            </w:r>
+            <w:r>
+              <w:rPr>
+                <w:rFonts w:ascii="BRH Malayalam Extra" w:hAnsi="BRH Malayalam Extra" w:cs="BRH Malayalam Extra"/>
+                <w:sz w:val="40"/>
+                <w:szCs w:val="40"/>
+              </w:rPr>
+              <w:t xml:space="preserve">ssõ— | </w:t>
             </w:r>
           </w:p>
         </w:tc>
@@ -3280,6 +3816,7 @@
                 <w:sz w:val="28"/>
                 <w:szCs w:val="28"/>
               </w:rPr>
+              <w:lastRenderedPageBreak/>
               <w:t>TS 7.4.</w:t>
             </w:r>
             <w:r>
@@ -3805,16 +4342,7 @@
                 <w:sz w:val="40"/>
                 <w:szCs w:val="40"/>
               </w:rPr>
-              <w:t xml:space="preserve">±xZ§ | </w:t>
-            </w:r>
-            <w:r>
-              <w:rPr>
-                <w:rFonts w:ascii="BRH Malayalam Extra" w:hAnsi="BRH Malayalam Extra" w:cs="BRH Malayalam Extra"/>
-                <w:sz w:val="40"/>
-                <w:szCs w:val="40"/>
-              </w:rPr>
-              <w:lastRenderedPageBreak/>
-              <w:t>G</w:t>
+              <w:t>±xZ§ | G</w:t>
             </w:r>
             <w:r>
               <w:rPr>
@@ -3863,7 +4391,6 @@
                 <w:sz w:val="40"/>
                 <w:szCs w:val="40"/>
               </w:rPr>
-              <w:lastRenderedPageBreak/>
               <w:t>sx</w:t>
             </w:r>
             <w:r>
@@ -3927,7 +4454,6 @@
                 <w:sz w:val="40"/>
                 <w:szCs w:val="40"/>
               </w:rPr>
-              <w:lastRenderedPageBreak/>
               <w:t>G</w:t>
             </w:r>
             <w:r>
@@ -3986,7 +4512,6 @@
                 <w:sz w:val="28"/>
                 <w:szCs w:val="28"/>
               </w:rPr>
-              <w:lastRenderedPageBreak/>
               <w:t>TS 7.4.5.3 – Padam</w:t>
             </w:r>
           </w:p>
@@ -4850,23 +5375,13 @@
               </w:rPr>
               <w:t>Z</w:t>
             </w:r>
-            <w:proofErr w:type="gramStart"/>
-            <w:r>
-              <w:rPr>
-                <w:rFonts w:ascii="BRH Malayalam Extra" w:hAnsi="BRH Malayalam Extra" w:cs="BRH Malayalam Extra"/>
-                <w:sz w:val="40"/>
-                <w:szCs w:val="40"/>
-              </w:rPr>
-              <w:t>§  |</w:t>
-            </w:r>
-            <w:proofErr w:type="gramEnd"/>
-            <w:r>
-              <w:rPr>
-                <w:rFonts w:ascii="BRH Malayalam Extra" w:hAnsi="BRH Malayalam Extra" w:cs="BRH Malayalam Extra"/>
-                <w:sz w:val="40"/>
-                <w:szCs w:val="40"/>
-              </w:rPr>
-              <w:t xml:space="preserve"> i</w:t>
+            <w:r>
+              <w:rPr>
+                <w:rFonts w:ascii="BRH Malayalam Extra" w:hAnsi="BRH Malayalam Extra" w:cs="BRH Malayalam Extra"/>
+                <w:sz w:val="40"/>
+                <w:szCs w:val="40"/>
+              </w:rPr>
+              <w:t>§  | i</w:t>
             </w:r>
             <w:r>
               <w:rPr>
@@ -5590,6 +6105,7 @@
           <w:szCs w:val="32"/>
           <w:u w:val="single"/>
         </w:rPr>
+        <w:lastRenderedPageBreak/>
         <w:t>==============</w:t>
       </w:r>
     </w:p>
@@ -5672,7 +6188,6 @@
         </w:rPr>
         <w:t xml:space="preserve"> – TS </w:t>
       </w:r>
-      <w:proofErr w:type="gramStart"/>
       <w:r>
         <w:rPr>
           <w:b/>
@@ -5703,7 +6218,6 @@
         </w:rPr>
         <w:t>Malayalam</w:t>
       </w:r>
-      <w:proofErr w:type="gramEnd"/>
       <w:r>
         <w:rPr>
           <w:b/>
@@ -6606,6 +7120,7 @@
                 <w:sz w:val="40"/>
                 <w:szCs w:val="40"/>
               </w:rPr>
+              <w:lastRenderedPageBreak/>
               <w:t>A</w:t>
             </w:r>
             <w:r>
@@ -6649,6 +7164,7 @@
                 <w:sz w:val="40"/>
                 <w:szCs w:val="40"/>
               </w:rPr>
+              <w:lastRenderedPageBreak/>
               <w:t>j</w:t>
             </w:r>
             <w:r>
@@ -6715,6 +7231,7 @@
                 <w:sz w:val="40"/>
                 <w:szCs w:val="40"/>
               </w:rPr>
+              <w:lastRenderedPageBreak/>
               <w:t>A</w:t>
             </w:r>
             <w:r>
@@ -6754,6 +7271,7 @@
                 <w:sz w:val="28"/>
                 <w:szCs w:val="28"/>
               </w:rPr>
+              <w:lastRenderedPageBreak/>
               <w:t>7.4.2.4 – Padam</w:t>
             </w:r>
           </w:p>
@@ -6857,7 +7375,6 @@
                 <w:szCs w:val="36"/>
                 <w:lang w:val="en-IN" w:eastAsia="en-IN" w:bidi="ml-IN"/>
               </w:rPr>
-              <w:lastRenderedPageBreak/>
               <w:t>A</w:t>
             </w:r>
             <w:r>
@@ -6971,7 +7488,6 @@
                 <w:szCs w:val="36"/>
                 <w:lang w:val="en-IN" w:eastAsia="en-IN" w:bidi="ml-IN"/>
               </w:rPr>
-              <w:lastRenderedPageBreak/>
               <w:t>¤¤p | j</w:t>
             </w:r>
             <w:r>
@@ -7014,7 +7530,6 @@
                 <w:szCs w:val="36"/>
                 <w:lang w:val="en-IN" w:eastAsia="en-IN" w:bidi="ml-IN"/>
               </w:rPr>
-              <w:lastRenderedPageBreak/>
               <w:t>A</w:t>
             </w:r>
             <w:r>
@@ -7163,7 +7678,6 @@
                 <w:sz w:val="28"/>
                 <w:szCs w:val="28"/>
               </w:rPr>
-              <w:lastRenderedPageBreak/>
               <w:t>7.4.7.2 – Padam</w:t>
             </w:r>
           </w:p>
@@ -8265,6 +8779,7 @@
                 <w:sz w:val="28"/>
                 <w:szCs w:val="28"/>
               </w:rPr>
+              <w:lastRenderedPageBreak/>
               <w:t>3rd</w:t>
             </w:r>
             <w:r>
@@ -8330,6 +8845,7 @@
                 <w:szCs w:val="40"/>
                 <w:lang w:val="en-IN" w:eastAsia="en-IN" w:bidi="ml-IN"/>
               </w:rPr>
+              <w:lastRenderedPageBreak/>
               <w:t>h¢jxs</w:t>
             </w:r>
             <w:r>
@@ -8489,7 +9005,6 @@
                 <w:sz w:val="28"/>
                 <w:szCs w:val="28"/>
               </w:rPr>
-              <w:lastRenderedPageBreak/>
               <w:t>7.4.21.1 – Padam</w:t>
             </w:r>
           </w:p>
@@ -9208,7 +9723,7 @@
 </file>
 
 <file path=word/endnotes.xml><?xml version="1.0" encoding="utf-8"?>
-<w:endnotes xmlns:wpc="http://schemas.microsoft.com/office/word/2010/wordprocessingCanvas" xmlns:cx="http://schemas.microsoft.com/office/drawing/2014/chartex" xmlns:cx1="http://schemas.microsoft.com/office/drawing/2015/9/8/chartex" xmlns:cx2="http://schemas.microsoft.com/office/drawing/2015/10/21/chartex" xmlns:cx3="http://schemas.microsoft.com/office/drawing/2016/5/9/chartex" xmlns:cx4="http://schemas.microsoft.com/office/drawing/2016/5/10/chartex" xmlns:cx5="http://schemas.microsoft.com/office/drawing/2016/5/11/chartex" xmlns:cx6="http://schemas.microsoft.com/office/drawing/2016/5/12/chartex" xmlns:cx7="http://schemas.microsoft.com/office/drawing/2016/5/13/chartex" xmlns:cx8="http://schemas.microsoft.com/office/drawing/2016/5/14/chartex" xmlns:mc="http://schemas.openxmlformats.org/markup-compatibility/2006" xmlns:aink="http://schemas.microsoft.com/office/drawing/2016/ink" xmlns:am3d="http://schemas.microsoft.com/office/drawing/2017/model3d" xmlns:o="urn:schemas-microsoft-com:office:office" xmlns:oel="http://schemas.microsoft.com/office/2019/extlst" xmlns:r="http://schemas.openxmlformats.org/officeDocument/2006/relationships" xmlns:m="http://schemas.openxmlformats.org/officeDocument/2006/math" xmlns:v="urn:schemas-microsoft-com:vml" xmlns:wp14="http://schemas.microsoft.com/office/word/2010/wordprocessingDrawing" xmlns:wp="http://schemas.openxmlformats.org/drawingml/2006/wordprocessingDrawing" xmlns:w10="urn:schemas-microsoft-com:office:word" xmlns:w="http://schemas.openxmlformats.org/wordprocessingml/2006/main" xmlns:w14="http://schemas.microsoft.com/office/word/2010/wordml" xmlns:w15="http://schemas.microsoft.com/office/word/2012/wordml" xmlns:w16cex="http://schemas.microsoft.com/office/word/2018/wordml/cex" xmlns:w16cid="http://schemas.microsoft.com/office/word/2016/wordml/cid" xmlns:w16="http://schemas.microsoft.com/office/word/2018/wordml" xmlns:w16du="http://schemas.microsoft.com/office/word/2023/wordml/word16du" xmlns:w16sdtdh="http://schemas.microsoft.com/office/word/2020/wordml/sdtdatahash" xmlns:w16sdtfl="http://schemas.microsoft.com/office/word/2024/wordml/sdtformatlock" xmlns:w16se="http://schemas.microsoft.com/office/word/2015/wordml/symex" xmlns:wpg="http://schemas.microsoft.com/office/word/2010/wordprocessingGroup" xmlns:wpi="http://schemas.microsoft.com/office/word/2010/wordprocessingInk" xmlns:wne="http://schemas.microsoft.com/office/word/2006/wordml" xmlns:wps="http://schemas.microsoft.com/office/word/2010/wordprocessingShape" mc:Ignorable="w14 w15 w16se w16cid w16 w16cex w16sdtdh w16sdtfl w16du wp14">
+<w:endnotes xmlns:wpc="http://schemas.microsoft.com/office/word/2010/wordprocessingCanvas" xmlns:cx="http://schemas.microsoft.com/office/drawing/2014/chartex" xmlns:cx1="http://schemas.microsoft.com/office/drawing/2015/9/8/chartex" xmlns:cx2="http://schemas.microsoft.com/office/drawing/2015/10/21/chartex" xmlns:cx3="http://schemas.microsoft.com/office/drawing/2016/5/9/chartex" xmlns:cx4="http://schemas.microsoft.com/office/drawing/2016/5/10/chartex" xmlns:cx5="http://schemas.microsoft.com/office/drawing/2016/5/11/chartex" xmlns:cx6="http://schemas.microsoft.com/office/drawing/2016/5/12/chartex" xmlns:cx7="http://schemas.microsoft.com/office/drawing/2016/5/13/chartex" xmlns:cx8="http://schemas.microsoft.com/office/drawing/2016/5/14/chartex" xmlns:mc="http://schemas.openxmlformats.org/markup-compatibility/2006" xmlns:aink="http://schemas.microsoft.com/office/drawing/2016/ink" xmlns:am3d="http://schemas.microsoft.com/office/drawing/2017/model3d" xmlns:o="urn:schemas-microsoft-com:office:office" xmlns:oel="http://schemas.microsoft.com/office/2019/extlst" xmlns:r="http://schemas.openxmlformats.org/officeDocument/2006/relationships" xmlns:m="http://schemas.openxmlformats.org/officeDocument/2006/math" xmlns:v="urn:schemas-microsoft-com:vml" xmlns:wp14="http://schemas.microsoft.com/office/word/2010/wordprocessingDrawing" xmlns:wp="http://schemas.openxmlformats.org/drawingml/2006/wordprocessingDrawing" xmlns:w10="urn:schemas-microsoft-com:office:word" xmlns:w="http://schemas.openxmlformats.org/wordprocessingml/2006/main" xmlns:w14="http://schemas.microsoft.com/office/word/2010/wordml" xmlns:w15="http://schemas.microsoft.com/office/word/2012/wordml" xmlns:w16cei="http://schemas.microsoft.com/office/word/2026/wordml/cei" xmlns:w16cex="http://schemas.microsoft.com/office/word/2018/wordml/cex" xmlns:w16cid="http://schemas.microsoft.com/office/word/2016/wordml/cid" xmlns:w16="http://schemas.microsoft.com/office/word/2018/wordml" xmlns:w16du="http://schemas.microsoft.com/office/word/2023/wordml/word16du" xmlns:w16sdtdh="http://schemas.microsoft.com/office/word/2020/wordml/sdtdatahash" xmlns:w16sdtfl="http://schemas.microsoft.com/office/word/2024/wordml/sdtformatlock" xmlns:w16se="http://schemas.microsoft.com/office/word/2015/wordml/symex" xmlns:wpg="http://schemas.microsoft.com/office/word/2010/wordprocessingGroup" xmlns:wpi="http://schemas.microsoft.com/office/word/2010/wordprocessingInk" xmlns:wne="http://schemas.microsoft.com/office/word/2006/wordml" xmlns:wps="http://schemas.microsoft.com/office/word/2010/wordprocessingShape" mc:Ignorable="w14 w15 w16se w16cid w16 w16cex w16sdtdh w16sdtfl w16du wp14">
   <w:endnote w:type="separator" w:id="-1">
     <w:p>
       <w:pPr>
@@ -9233,7 +9748,7 @@
 </file>
 
 <file path=word/footer1.xml><?xml version="1.0" encoding="utf-8"?>
-<w:ftr xmlns:wpc="http://schemas.microsoft.com/office/word/2010/wordprocessingCanvas" xmlns:cx="http://schemas.microsoft.com/office/drawing/2014/chartex" xmlns:cx1="http://schemas.microsoft.com/office/drawing/2015/9/8/chartex" xmlns:cx2="http://schemas.microsoft.com/office/drawing/2015/10/21/chartex" xmlns:cx3="http://schemas.microsoft.com/office/drawing/2016/5/9/chartex" xmlns:cx4="http://schemas.microsoft.com/office/drawing/2016/5/10/chartex" xmlns:cx5="http://schemas.microsoft.com/office/drawing/2016/5/11/chartex" xmlns:cx6="http://schemas.microsoft.com/office/drawing/2016/5/12/chartex" xmlns:cx7="http://schemas.microsoft.com/office/drawing/2016/5/13/chartex" xmlns:cx8="http://schemas.microsoft.com/office/drawing/2016/5/14/chartex" xmlns:mc="http://schemas.openxmlformats.org/markup-compatibility/2006" xmlns:aink="http://schemas.microsoft.com/office/drawing/2016/ink" xmlns:am3d="http://schemas.microsoft.com/office/drawing/2017/model3d" xmlns:o="urn:schemas-microsoft-com:office:office" xmlns:oel="http://schemas.microsoft.com/office/2019/extlst" xmlns:r="http://schemas.openxmlformats.org/officeDocument/2006/relationships" xmlns:m="http://schemas.openxmlformats.org/officeDocument/2006/math" xmlns:v="urn:schemas-microsoft-com:vml" xmlns:wp14="http://schemas.microsoft.com/office/word/2010/wordprocessingDrawing" xmlns:wp="http://schemas.openxmlformats.org/drawingml/2006/wordprocessingDrawing" xmlns:w10="urn:schemas-microsoft-com:office:word" xmlns:w="http://schemas.openxmlformats.org/wordprocessingml/2006/main" xmlns:w14="http://schemas.microsoft.com/office/word/2010/wordml" xmlns:w15="http://schemas.microsoft.com/office/word/2012/wordml" xmlns:w16cex="http://schemas.microsoft.com/office/word/2018/wordml/cex" xmlns:w16cid="http://schemas.microsoft.com/office/word/2016/wordml/cid" xmlns:w16="http://schemas.microsoft.com/office/word/2018/wordml" xmlns:w16du="http://schemas.microsoft.com/office/word/2023/wordml/word16du" xmlns:w16sdtdh="http://schemas.microsoft.com/office/word/2020/wordml/sdtdatahash" xmlns:w16sdtfl="http://schemas.microsoft.com/office/word/2024/wordml/sdtformatlock" xmlns:w16se="http://schemas.microsoft.com/office/word/2015/wordml/symex" xmlns:wpg="http://schemas.microsoft.com/office/word/2010/wordprocessingGroup" xmlns:wpi="http://schemas.microsoft.com/office/word/2010/wordprocessingInk" xmlns:wne="http://schemas.microsoft.com/office/word/2006/wordml" xmlns:wps="http://schemas.microsoft.com/office/word/2010/wordprocessingShape" mc:Ignorable="w14 w15 w16se w16cid w16 w16cex w16sdtdh w16sdtfl w16du wp14">
+<w:ftr xmlns:wpc="http://schemas.microsoft.com/office/word/2010/wordprocessingCanvas" xmlns:cx="http://schemas.microsoft.com/office/drawing/2014/chartex" xmlns:cx1="http://schemas.microsoft.com/office/drawing/2015/9/8/chartex" xmlns:cx2="http://schemas.microsoft.com/office/drawing/2015/10/21/chartex" xmlns:cx3="http://schemas.microsoft.com/office/drawing/2016/5/9/chartex" xmlns:cx4="http://schemas.microsoft.com/office/drawing/2016/5/10/chartex" xmlns:cx5="http://schemas.microsoft.com/office/drawing/2016/5/11/chartex" xmlns:cx6="http://schemas.microsoft.com/office/drawing/2016/5/12/chartex" xmlns:cx7="http://schemas.microsoft.com/office/drawing/2016/5/13/chartex" xmlns:cx8="http://schemas.microsoft.com/office/drawing/2016/5/14/chartex" xmlns:mc="http://schemas.openxmlformats.org/markup-compatibility/2006" xmlns:aink="http://schemas.microsoft.com/office/drawing/2016/ink" xmlns:am3d="http://schemas.microsoft.com/office/drawing/2017/model3d" xmlns:o="urn:schemas-microsoft-com:office:office" xmlns:oel="http://schemas.microsoft.com/office/2019/extlst" xmlns:r="http://schemas.openxmlformats.org/officeDocument/2006/relationships" xmlns:m="http://schemas.openxmlformats.org/officeDocument/2006/math" xmlns:v="urn:schemas-microsoft-com:vml" xmlns:wp14="http://schemas.microsoft.com/office/word/2010/wordprocessingDrawing" xmlns:wp="http://schemas.openxmlformats.org/drawingml/2006/wordprocessingDrawing" xmlns:w10="urn:schemas-microsoft-com:office:word" xmlns:w="http://schemas.openxmlformats.org/wordprocessingml/2006/main" xmlns:w14="http://schemas.microsoft.com/office/word/2010/wordml" xmlns:w15="http://schemas.microsoft.com/office/word/2012/wordml" xmlns:w16cei="http://schemas.microsoft.com/office/word/2026/wordml/cei" xmlns:w16cex="http://schemas.microsoft.com/office/word/2018/wordml/cex" xmlns:w16cid="http://schemas.microsoft.com/office/word/2016/wordml/cid" xmlns:w16="http://schemas.microsoft.com/office/word/2018/wordml" xmlns:w16du="http://schemas.microsoft.com/office/word/2023/wordml/word16du" xmlns:w16sdtdh="http://schemas.microsoft.com/office/word/2020/wordml/sdtdatahash" xmlns:w16sdtfl="http://schemas.microsoft.com/office/word/2024/wordml/sdtformatlock" xmlns:w16se="http://schemas.microsoft.com/office/word/2015/wordml/symex" xmlns:wpg="http://schemas.microsoft.com/office/word/2010/wordprocessingGroup" xmlns:wpi="http://schemas.microsoft.com/office/word/2010/wordprocessingInk" xmlns:wne="http://schemas.microsoft.com/office/word/2006/wordml" xmlns:wps="http://schemas.microsoft.com/office/word/2010/wordprocessingShape" mc:Ignorable="w14 w15 w16se w16cid w16 w16cex w16sdtdh w16sdtfl w16du wp14">
   <w:p>
     <w:pPr>
       <w:pBdr>
@@ -9414,7 +9929,7 @@
 </file>
 
 <file path=word/footer2.xml><?xml version="1.0" encoding="utf-8"?>
-<w:ftr xmlns:wpc="http://schemas.microsoft.com/office/word/2010/wordprocessingCanvas" xmlns:cx="http://schemas.microsoft.com/office/drawing/2014/chartex" xmlns:cx1="http://schemas.microsoft.com/office/drawing/2015/9/8/chartex" xmlns:cx2="http://schemas.microsoft.com/office/drawing/2015/10/21/chartex" xmlns:cx3="http://schemas.microsoft.com/office/drawing/2016/5/9/chartex" xmlns:cx4="http://schemas.microsoft.com/office/drawing/2016/5/10/chartex" xmlns:cx5="http://schemas.microsoft.com/office/drawing/2016/5/11/chartex" xmlns:cx6="http://schemas.microsoft.com/office/drawing/2016/5/12/chartex" xmlns:cx7="http://schemas.microsoft.com/office/drawing/2016/5/13/chartex" xmlns:cx8="http://schemas.microsoft.com/office/drawing/2016/5/14/chartex" xmlns:mc="http://schemas.openxmlformats.org/markup-compatibility/2006" xmlns:aink="http://schemas.microsoft.com/office/drawing/2016/ink" xmlns:am3d="http://schemas.microsoft.com/office/drawing/2017/model3d" xmlns:o="urn:schemas-microsoft-com:office:office" xmlns:oel="http://schemas.microsoft.com/office/2019/extlst" xmlns:r="http://schemas.openxmlformats.org/officeDocument/2006/relationships" xmlns:m="http://schemas.openxmlformats.org/officeDocument/2006/math" xmlns:v="urn:schemas-microsoft-com:vml" xmlns:wp14="http://schemas.microsoft.com/office/word/2010/wordprocessingDrawing" xmlns:wp="http://schemas.openxmlformats.org/drawingml/2006/wordprocessingDrawing" xmlns:w10="urn:schemas-microsoft-com:office:word" xmlns:w="http://schemas.openxmlformats.org/wordprocessingml/2006/main" xmlns:w14="http://schemas.microsoft.com/office/word/2010/wordml" xmlns:w15="http://schemas.microsoft.com/office/word/2012/wordml" xmlns:w16cex="http://schemas.microsoft.com/office/word/2018/wordml/cex" xmlns:w16cid="http://schemas.microsoft.com/office/word/2016/wordml/cid" xmlns:w16="http://schemas.microsoft.com/office/word/2018/wordml" xmlns:w16du="http://schemas.microsoft.com/office/word/2023/wordml/word16du" xmlns:w16sdtdh="http://schemas.microsoft.com/office/word/2020/wordml/sdtdatahash" xmlns:w16sdtfl="http://schemas.microsoft.com/office/word/2024/wordml/sdtformatlock" xmlns:w16se="http://schemas.microsoft.com/office/word/2015/wordml/symex" xmlns:wpg="http://schemas.microsoft.com/office/word/2010/wordprocessingGroup" xmlns:wpi="http://schemas.microsoft.com/office/word/2010/wordprocessingInk" xmlns:wne="http://schemas.microsoft.com/office/word/2006/wordml" xmlns:wps="http://schemas.microsoft.com/office/word/2010/wordprocessingShape" mc:Ignorable="w14 w15 w16se w16cid w16 w16cex w16sdtdh w16sdtfl w16du wp14">
+<w:ftr xmlns:wpc="http://schemas.microsoft.com/office/word/2010/wordprocessingCanvas" xmlns:cx="http://schemas.microsoft.com/office/drawing/2014/chartex" xmlns:cx1="http://schemas.microsoft.com/office/drawing/2015/9/8/chartex" xmlns:cx2="http://schemas.microsoft.com/office/drawing/2015/10/21/chartex" xmlns:cx3="http://schemas.microsoft.com/office/drawing/2016/5/9/chartex" xmlns:cx4="http://schemas.microsoft.com/office/drawing/2016/5/10/chartex" xmlns:cx5="http://schemas.microsoft.com/office/drawing/2016/5/11/chartex" xmlns:cx6="http://schemas.microsoft.com/office/drawing/2016/5/12/chartex" xmlns:cx7="http://schemas.microsoft.com/office/drawing/2016/5/13/chartex" xmlns:cx8="http://schemas.microsoft.com/office/drawing/2016/5/14/chartex" xmlns:mc="http://schemas.openxmlformats.org/markup-compatibility/2006" xmlns:aink="http://schemas.microsoft.com/office/drawing/2016/ink" xmlns:am3d="http://schemas.microsoft.com/office/drawing/2017/model3d" xmlns:o="urn:schemas-microsoft-com:office:office" xmlns:oel="http://schemas.microsoft.com/office/2019/extlst" xmlns:r="http://schemas.openxmlformats.org/officeDocument/2006/relationships" xmlns:m="http://schemas.openxmlformats.org/officeDocument/2006/math" xmlns:v="urn:schemas-microsoft-com:vml" xmlns:wp14="http://schemas.microsoft.com/office/word/2010/wordprocessingDrawing" xmlns:wp="http://schemas.openxmlformats.org/drawingml/2006/wordprocessingDrawing" xmlns:w10="urn:schemas-microsoft-com:office:word" xmlns:w="http://schemas.openxmlformats.org/wordprocessingml/2006/main" xmlns:w14="http://schemas.microsoft.com/office/word/2010/wordml" xmlns:w15="http://schemas.microsoft.com/office/word/2012/wordml" xmlns:w16cei="http://schemas.microsoft.com/office/word/2026/wordml/cei" xmlns:w16cex="http://schemas.microsoft.com/office/word/2018/wordml/cex" xmlns:w16cid="http://schemas.microsoft.com/office/word/2016/wordml/cid" xmlns:w16="http://schemas.microsoft.com/office/word/2018/wordml" xmlns:w16du="http://schemas.microsoft.com/office/word/2023/wordml/word16du" xmlns:w16sdtdh="http://schemas.microsoft.com/office/word/2020/wordml/sdtdatahash" xmlns:w16sdtfl="http://schemas.microsoft.com/office/word/2024/wordml/sdtformatlock" xmlns:w16se="http://schemas.microsoft.com/office/word/2015/wordml/symex" xmlns:wpg="http://schemas.microsoft.com/office/word/2010/wordprocessingGroup" xmlns:wpi="http://schemas.microsoft.com/office/word/2010/wordprocessingInk" xmlns:wne="http://schemas.microsoft.com/office/word/2006/wordml" xmlns:wps="http://schemas.microsoft.com/office/word/2010/wordprocessingShape" mc:Ignorable="w14 w15 w16se w16cid w16 w16cex w16sdtdh w16sdtfl w16du wp14">
   <w:p>
     <w:pPr>
       <w:pBdr>
@@ -9609,7 +10124,7 @@
 </file>
 
 <file path=word/footnotes.xml><?xml version="1.0" encoding="utf-8"?>
-<w:footnotes xmlns:wpc="http://schemas.microsoft.com/office/word/2010/wordprocessingCanvas" xmlns:cx="http://schemas.microsoft.com/office/drawing/2014/chartex" xmlns:cx1="http://schemas.microsoft.com/office/drawing/2015/9/8/chartex" xmlns:cx2="http://schemas.microsoft.com/office/drawing/2015/10/21/chartex" xmlns:cx3="http://schemas.microsoft.com/office/drawing/2016/5/9/chartex" xmlns:cx4="http://schemas.microsoft.com/office/drawing/2016/5/10/chartex" xmlns:cx5="http://schemas.microsoft.com/office/drawing/2016/5/11/chartex" xmlns:cx6="http://schemas.microsoft.com/office/drawing/2016/5/12/chartex" xmlns:cx7="http://schemas.microsoft.com/office/drawing/2016/5/13/chartex" xmlns:cx8="http://schemas.microsoft.com/office/drawing/2016/5/14/chartex" xmlns:mc="http://schemas.openxmlformats.org/markup-compatibility/2006" xmlns:aink="http://schemas.microsoft.com/office/drawing/2016/ink" xmlns:am3d="http://schemas.microsoft.com/office/drawing/2017/model3d" xmlns:o="urn:schemas-microsoft-com:office:office" xmlns:oel="http://schemas.microsoft.com/office/2019/extlst" xmlns:r="http://schemas.openxmlformats.org/officeDocument/2006/relationships" xmlns:m="http://schemas.openxmlformats.org/officeDocument/2006/math" xmlns:v="urn:schemas-microsoft-com:vml" xmlns:wp14="http://schemas.microsoft.com/office/word/2010/wordprocessingDrawing" xmlns:wp="http://schemas.openxmlformats.org/drawingml/2006/wordprocessingDrawing" xmlns:w10="urn:schemas-microsoft-com:office:word" xmlns:w="http://schemas.openxmlformats.org/wordprocessingml/2006/main" xmlns:w14="http://schemas.microsoft.com/office/word/2010/wordml" xmlns:w15="http://schemas.microsoft.com/office/word/2012/wordml" xmlns:w16cex="http://schemas.microsoft.com/office/word/2018/wordml/cex" xmlns:w16cid="http://schemas.microsoft.com/office/word/2016/wordml/cid" xmlns:w16="http://schemas.microsoft.com/office/word/2018/wordml" xmlns:w16du="http://schemas.microsoft.com/office/word/2023/wordml/word16du" xmlns:w16sdtdh="http://schemas.microsoft.com/office/word/2020/wordml/sdtdatahash" xmlns:w16sdtfl="http://schemas.microsoft.com/office/word/2024/wordml/sdtformatlock" xmlns:w16se="http://schemas.microsoft.com/office/word/2015/wordml/symex" xmlns:wpg="http://schemas.microsoft.com/office/word/2010/wordprocessingGroup" xmlns:wpi="http://schemas.microsoft.com/office/word/2010/wordprocessingInk" xmlns:wne="http://schemas.microsoft.com/office/word/2006/wordml" xmlns:wps="http://schemas.microsoft.com/office/word/2010/wordprocessingShape" mc:Ignorable="w14 w15 w16se w16cid w16 w16cex w16sdtdh w16sdtfl w16du wp14">
+<w:footnotes xmlns:wpc="http://schemas.microsoft.com/office/word/2010/wordprocessingCanvas" xmlns:cx="http://schemas.microsoft.com/office/drawing/2014/chartex" xmlns:cx1="http://schemas.microsoft.com/office/drawing/2015/9/8/chartex" xmlns:cx2="http://schemas.microsoft.com/office/drawing/2015/10/21/chartex" xmlns:cx3="http://schemas.microsoft.com/office/drawing/2016/5/9/chartex" xmlns:cx4="http://schemas.microsoft.com/office/drawing/2016/5/10/chartex" xmlns:cx5="http://schemas.microsoft.com/office/drawing/2016/5/11/chartex" xmlns:cx6="http://schemas.microsoft.com/office/drawing/2016/5/12/chartex" xmlns:cx7="http://schemas.microsoft.com/office/drawing/2016/5/13/chartex" xmlns:cx8="http://schemas.microsoft.com/office/drawing/2016/5/14/chartex" xmlns:mc="http://schemas.openxmlformats.org/markup-compatibility/2006" xmlns:aink="http://schemas.microsoft.com/office/drawing/2016/ink" xmlns:am3d="http://schemas.microsoft.com/office/drawing/2017/model3d" xmlns:o="urn:schemas-microsoft-com:office:office" xmlns:oel="http://schemas.microsoft.com/office/2019/extlst" xmlns:r="http://schemas.openxmlformats.org/officeDocument/2006/relationships" xmlns:m="http://schemas.openxmlformats.org/officeDocument/2006/math" xmlns:v="urn:schemas-microsoft-com:vml" xmlns:wp14="http://schemas.microsoft.com/office/word/2010/wordprocessingDrawing" xmlns:wp="http://schemas.openxmlformats.org/drawingml/2006/wordprocessingDrawing" xmlns:w10="urn:schemas-microsoft-com:office:word" xmlns:w="http://schemas.openxmlformats.org/wordprocessingml/2006/main" xmlns:w14="http://schemas.microsoft.com/office/word/2010/wordml" xmlns:w15="http://schemas.microsoft.com/office/word/2012/wordml" xmlns:w16cei="http://schemas.microsoft.com/office/word/2026/wordml/cei" xmlns:w16cex="http://schemas.microsoft.com/office/word/2018/wordml/cex" xmlns:w16cid="http://schemas.microsoft.com/office/word/2016/wordml/cid" xmlns:w16="http://schemas.microsoft.com/office/word/2018/wordml" xmlns:w16du="http://schemas.microsoft.com/office/word/2023/wordml/word16du" xmlns:w16sdtdh="http://schemas.microsoft.com/office/word/2020/wordml/sdtdatahash" xmlns:w16sdtfl="http://schemas.microsoft.com/office/word/2024/wordml/sdtformatlock" xmlns:w16se="http://schemas.microsoft.com/office/word/2015/wordml/symex" xmlns:wpg="http://schemas.microsoft.com/office/word/2010/wordprocessingGroup" xmlns:wpi="http://schemas.microsoft.com/office/word/2010/wordprocessingInk" xmlns:wne="http://schemas.microsoft.com/office/word/2006/wordml" xmlns:wps="http://schemas.microsoft.com/office/word/2010/wordprocessingShape" mc:Ignorable="w14 w15 w16se w16cid w16 w16cex w16sdtdh w16sdtfl w16du wp14">
   <w:footnote w:type="separator" w:id="-1">
     <w:p>
       <w:pPr>
@@ -9634,7 +10149,7 @@
 </file>
 
 <file path=word/header1.xml><?xml version="1.0" encoding="utf-8"?>
-<w:hdr xmlns:wpc="http://schemas.microsoft.com/office/word/2010/wordprocessingCanvas" xmlns:cx="http://schemas.microsoft.com/office/drawing/2014/chartex" xmlns:cx1="http://schemas.microsoft.com/office/drawing/2015/9/8/chartex" xmlns:cx2="http://schemas.microsoft.com/office/drawing/2015/10/21/chartex" xmlns:cx3="http://schemas.microsoft.com/office/drawing/2016/5/9/chartex" xmlns:cx4="http://schemas.microsoft.com/office/drawing/2016/5/10/chartex" xmlns:cx5="http://schemas.microsoft.com/office/drawing/2016/5/11/chartex" xmlns:cx6="http://schemas.microsoft.com/office/drawing/2016/5/12/chartex" xmlns:cx7="http://schemas.microsoft.com/office/drawing/2016/5/13/chartex" xmlns:cx8="http://schemas.microsoft.com/office/drawing/2016/5/14/chartex" xmlns:mc="http://schemas.openxmlformats.org/markup-compatibility/2006" xmlns:aink="http://schemas.microsoft.com/office/drawing/2016/ink" xmlns:am3d="http://schemas.microsoft.com/office/drawing/2017/model3d" xmlns:o="urn:schemas-microsoft-com:office:office" xmlns:oel="http://schemas.microsoft.com/office/2019/extlst" xmlns:r="http://schemas.openxmlformats.org/officeDocument/2006/relationships" xmlns:m="http://schemas.openxmlformats.org/officeDocument/2006/math" xmlns:v="urn:schemas-microsoft-com:vml" xmlns:wp14="http://schemas.microsoft.com/office/word/2010/wordprocessingDrawing" xmlns:wp="http://schemas.openxmlformats.org/drawingml/2006/wordprocessingDrawing" xmlns:w10="urn:schemas-microsoft-com:office:word" xmlns:w="http://schemas.openxmlformats.org/wordprocessingml/2006/main" xmlns:w14="http://schemas.microsoft.com/office/word/2010/wordml" xmlns:w15="http://schemas.microsoft.com/office/word/2012/wordml" xmlns:w16cex="http://schemas.microsoft.com/office/word/2018/wordml/cex" xmlns:w16cid="http://schemas.microsoft.com/office/word/2016/wordml/cid" xmlns:w16="http://schemas.microsoft.com/office/word/2018/wordml" xmlns:w16du="http://schemas.microsoft.com/office/word/2023/wordml/word16du" xmlns:w16sdtdh="http://schemas.microsoft.com/office/word/2020/wordml/sdtdatahash" xmlns:w16sdtfl="http://schemas.microsoft.com/office/word/2024/wordml/sdtformatlock" xmlns:w16se="http://schemas.microsoft.com/office/word/2015/wordml/symex" xmlns:wpg="http://schemas.microsoft.com/office/word/2010/wordprocessingGroup" xmlns:wpi="http://schemas.microsoft.com/office/word/2010/wordprocessingInk" xmlns:wne="http://schemas.microsoft.com/office/word/2006/wordml" xmlns:wps="http://schemas.microsoft.com/office/word/2010/wordprocessingShape" mc:Ignorable="w14 w15 w16se w16cid w16 w16cex w16sdtdh w16sdtfl w16du wp14">
+<w:hdr xmlns:wpc="http://schemas.microsoft.com/office/word/2010/wordprocessingCanvas" xmlns:cx="http://schemas.microsoft.com/office/drawing/2014/chartex" xmlns:cx1="http://schemas.microsoft.com/office/drawing/2015/9/8/chartex" xmlns:cx2="http://schemas.microsoft.com/office/drawing/2015/10/21/chartex" xmlns:cx3="http://schemas.microsoft.com/office/drawing/2016/5/9/chartex" xmlns:cx4="http://schemas.microsoft.com/office/drawing/2016/5/10/chartex" xmlns:cx5="http://schemas.microsoft.com/office/drawing/2016/5/11/chartex" xmlns:cx6="http://schemas.microsoft.com/office/drawing/2016/5/12/chartex" xmlns:cx7="http://schemas.microsoft.com/office/drawing/2016/5/13/chartex" xmlns:cx8="http://schemas.microsoft.com/office/drawing/2016/5/14/chartex" xmlns:mc="http://schemas.openxmlformats.org/markup-compatibility/2006" xmlns:aink="http://schemas.microsoft.com/office/drawing/2016/ink" xmlns:am3d="http://schemas.microsoft.com/office/drawing/2017/model3d" xmlns:o="urn:schemas-microsoft-com:office:office" xmlns:oel="http://schemas.microsoft.com/office/2019/extlst" xmlns:r="http://schemas.openxmlformats.org/officeDocument/2006/relationships" xmlns:m="http://schemas.openxmlformats.org/officeDocument/2006/math" xmlns:v="urn:schemas-microsoft-com:vml" xmlns:wp14="http://schemas.microsoft.com/office/word/2010/wordprocessingDrawing" xmlns:wp="http://schemas.openxmlformats.org/drawingml/2006/wordprocessingDrawing" xmlns:w10="urn:schemas-microsoft-com:office:word" xmlns:w="http://schemas.openxmlformats.org/wordprocessingml/2006/main" xmlns:w14="http://schemas.microsoft.com/office/word/2010/wordml" xmlns:w15="http://schemas.microsoft.com/office/word/2012/wordml" xmlns:w16cei="http://schemas.microsoft.com/office/word/2026/wordml/cei" xmlns:w16cex="http://schemas.microsoft.com/office/word/2018/wordml/cex" xmlns:w16cid="http://schemas.microsoft.com/office/word/2016/wordml/cid" xmlns:w16="http://schemas.microsoft.com/office/word/2018/wordml" xmlns:w16du="http://schemas.microsoft.com/office/word/2023/wordml/word16du" xmlns:w16sdtdh="http://schemas.microsoft.com/office/word/2020/wordml/sdtdatahash" xmlns:w16sdtfl="http://schemas.microsoft.com/office/word/2024/wordml/sdtformatlock" xmlns:w16se="http://schemas.microsoft.com/office/word/2015/wordml/symex" xmlns:wpg="http://schemas.microsoft.com/office/word/2010/wordprocessingGroup" xmlns:wpi="http://schemas.microsoft.com/office/word/2010/wordprocessingInk" xmlns:wne="http://schemas.microsoft.com/office/word/2006/wordml" xmlns:wps="http://schemas.microsoft.com/office/word/2010/wordprocessingShape" mc:Ignorable="w14 w15 w16se w16cid w16 w16cex w16sdtdh w16sdtfl w16du wp14">
   <w:p>
     <w:pPr>
       <w:pStyle w:val="Header"/>
@@ -9647,7 +10162,7 @@
 </file>
 
 <file path=word/header2.xml><?xml version="1.0" encoding="utf-8"?>
-<w:hdr xmlns:wpc="http://schemas.microsoft.com/office/word/2010/wordprocessingCanvas" xmlns:cx="http://schemas.microsoft.com/office/drawing/2014/chartex" xmlns:cx1="http://schemas.microsoft.com/office/drawing/2015/9/8/chartex" xmlns:cx2="http://schemas.microsoft.com/office/drawing/2015/10/21/chartex" xmlns:cx3="http://schemas.microsoft.com/office/drawing/2016/5/9/chartex" xmlns:cx4="http://schemas.microsoft.com/office/drawing/2016/5/10/chartex" xmlns:cx5="http://schemas.microsoft.com/office/drawing/2016/5/11/chartex" xmlns:cx6="http://schemas.microsoft.com/office/drawing/2016/5/12/chartex" xmlns:cx7="http://schemas.microsoft.com/office/drawing/2016/5/13/chartex" xmlns:cx8="http://schemas.microsoft.com/office/drawing/2016/5/14/chartex" xmlns:mc="http://schemas.openxmlformats.org/markup-compatibility/2006" xmlns:aink="http://schemas.microsoft.com/office/drawing/2016/ink" xmlns:am3d="http://schemas.microsoft.com/office/drawing/2017/model3d" xmlns:o="urn:schemas-microsoft-com:office:office" xmlns:oel="http://schemas.microsoft.com/office/2019/extlst" xmlns:r="http://schemas.openxmlformats.org/officeDocument/2006/relationships" xmlns:m="http://schemas.openxmlformats.org/officeDocument/2006/math" xmlns:v="urn:schemas-microsoft-com:vml" xmlns:wp14="http://schemas.microsoft.com/office/word/2010/wordprocessingDrawing" xmlns:wp="http://schemas.openxmlformats.org/drawingml/2006/wordprocessingDrawing" xmlns:w10="urn:schemas-microsoft-com:office:word" xmlns:w="http://schemas.openxmlformats.org/wordprocessingml/2006/main" xmlns:w14="http://schemas.microsoft.com/office/word/2010/wordml" xmlns:w15="http://schemas.microsoft.com/office/word/2012/wordml" xmlns:w16cex="http://schemas.microsoft.com/office/word/2018/wordml/cex" xmlns:w16cid="http://schemas.microsoft.com/office/word/2016/wordml/cid" xmlns:w16="http://schemas.microsoft.com/office/word/2018/wordml" xmlns:w16du="http://schemas.microsoft.com/office/word/2023/wordml/word16du" xmlns:w16sdtdh="http://schemas.microsoft.com/office/word/2020/wordml/sdtdatahash" xmlns:w16sdtfl="http://schemas.microsoft.com/office/word/2024/wordml/sdtformatlock" xmlns:w16se="http://schemas.microsoft.com/office/word/2015/wordml/symex" xmlns:wpg="http://schemas.microsoft.com/office/word/2010/wordprocessingGroup" xmlns:wpi="http://schemas.microsoft.com/office/word/2010/wordprocessingInk" xmlns:wne="http://schemas.microsoft.com/office/word/2006/wordml" xmlns:wps="http://schemas.microsoft.com/office/word/2010/wordprocessingShape" mc:Ignorable="w14 w15 w16se w16cid w16 w16cex w16sdtdh w16sdtfl w16du wp14">
+<w:hdr xmlns:wpc="http://schemas.microsoft.com/office/word/2010/wordprocessingCanvas" xmlns:cx="http://schemas.microsoft.com/office/drawing/2014/chartex" xmlns:cx1="http://schemas.microsoft.com/office/drawing/2015/9/8/chartex" xmlns:cx2="http://schemas.microsoft.com/office/drawing/2015/10/21/chartex" xmlns:cx3="http://schemas.microsoft.com/office/drawing/2016/5/9/chartex" xmlns:cx4="http://schemas.microsoft.com/office/drawing/2016/5/10/chartex" xmlns:cx5="http://schemas.microsoft.com/office/drawing/2016/5/11/chartex" xmlns:cx6="http://schemas.microsoft.com/office/drawing/2016/5/12/chartex" xmlns:cx7="http://schemas.microsoft.com/office/drawing/2016/5/13/chartex" xmlns:cx8="http://schemas.microsoft.com/office/drawing/2016/5/14/chartex" xmlns:mc="http://schemas.openxmlformats.org/markup-compatibility/2006" xmlns:aink="http://schemas.microsoft.com/office/drawing/2016/ink" xmlns:am3d="http://schemas.microsoft.com/office/drawing/2017/model3d" xmlns:o="urn:schemas-microsoft-com:office:office" xmlns:oel="http://schemas.microsoft.com/office/2019/extlst" xmlns:r="http://schemas.openxmlformats.org/officeDocument/2006/relationships" xmlns:m="http://schemas.openxmlformats.org/officeDocument/2006/math" xmlns:v="urn:schemas-microsoft-com:vml" xmlns:wp14="http://schemas.microsoft.com/office/word/2010/wordprocessingDrawing" xmlns:wp="http://schemas.openxmlformats.org/drawingml/2006/wordprocessingDrawing" xmlns:w10="urn:schemas-microsoft-com:office:word" xmlns:w="http://schemas.openxmlformats.org/wordprocessingml/2006/main" xmlns:w14="http://schemas.microsoft.com/office/word/2010/wordml" xmlns:w15="http://schemas.microsoft.com/office/word/2012/wordml" xmlns:w16cei="http://schemas.microsoft.com/office/word/2026/wordml/cei" xmlns:w16cex="http://schemas.microsoft.com/office/word/2018/wordml/cex" xmlns:w16cid="http://schemas.microsoft.com/office/word/2016/wordml/cid" xmlns:w16="http://schemas.microsoft.com/office/word/2018/wordml" xmlns:w16du="http://schemas.microsoft.com/office/word/2023/wordml/word16du" xmlns:w16sdtdh="http://schemas.microsoft.com/office/word/2020/wordml/sdtdatahash" xmlns:w16sdtfl="http://schemas.microsoft.com/office/word/2024/wordml/sdtformatlock" xmlns:w16se="http://schemas.microsoft.com/office/word/2015/wordml/symex" xmlns:wpg="http://schemas.microsoft.com/office/word/2010/wordprocessingGroup" xmlns:wpi="http://schemas.microsoft.com/office/word/2010/wordprocessingInk" xmlns:wne="http://schemas.microsoft.com/office/word/2006/wordml" xmlns:wps="http://schemas.microsoft.com/office/word/2010/wordprocessingShape" mc:Ignorable="w14 w15 w16se w16cid w16 w16cex w16sdtdh w16sdtfl w16du wp14">
   <w:p>
     <w:pPr>
       <w:pStyle w:val="Header"/>

--- a/TS-Padam/TS-7.4/TS 7.4 Malayalam Pada Paatam Corrections.docx
+++ b/TS-Padam/TS-7.4/TS 7.4 Malayalam Pada Paatam Corrections.docx
@@ -102,7 +102,18 @@
           <w:szCs w:val="32"/>
           <w:u w:val="single"/>
         </w:rPr>
-        <w:t xml:space="preserve">Observed till </w:t>
+        <w:t xml:space="preserve">Observed </w:t>
+      </w:r>
+      <w:proofErr w:type="gramStart"/>
+      <w:r>
+        <w:rPr>
+          <w:b/>
+          <w:bCs/>
+          <w:sz w:val="32"/>
+          <w:szCs w:val="32"/>
+          <w:u w:val="single"/>
+        </w:rPr>
+        <w:t xml:space="preserve">till </w:t>
       </w:r>
       <w:r>
         <w:rPr>
@@ -115,6 +126,7 @@
         </w:rPr>
         <w:t>???</w:t>
       </w:r>
+      <w:proofErr w:type="gramEnd"/>
     </w:p>
     <w:p>
       <w:pPr>
@@ -688,17 +700,7 @@
                 <w:sz w:val="28"/>
                 <w:szCs w:val="28"/>
               </w:rPr>
-              <w:t>7</w:t>
-            </w:r>
-            <w:r>
-              <w:rPr>
-                <w:rFonts w:cs="Arial"/>
-                <w:b/>
-                <w:bCs/>
-                <w:sz w:val="28"/>
-                <w:szCs w:val="28"/>
-              </w:rPr>
-              <w:t>3</w:t>
+              <w:t>73</w:t>
             </w:r>
           </w:p>
           <w:p>
@@ -1119,6 +1121,402 @@
                 <w:szCs w:val="40"/>
               </w:rPr>
               <w:t xml:space="preserve">ssõ— | </w:t>
+            </w:r>
+          </w:p>
+        </w:tc>
+      </w:tr>
+      <w:tr>
+        <w:trPr>
+          <w:trHeight w:val="1105"/>
+        </w:trPr>
+        <w:tc>
+          <w:tcPr>
+            <w:tcW w:w="3452" w:type="dxa"/>
+            <w:tcBorders>
+              <w:top w:val="single" w:sz="4" w:space="0" w:color="000000"/>
+              <w:left w:val="single" w:sz="4" w:space="0" w:color="000000"/>
+              <w:bottom w:val="single" w:sz="4" w:space="0" w:color="000000"/>
+              <w:right w:val="single" w:sz="4" w:space="0" w:color="000000"/>
+            </w:tcBorders>
+          </w:tcPr>
+          <w:p>
+            <w:pPr>
+              <w:widowControl w:val="0"/>
+              <w:autoSpaceDE w:val="0"/>
+              <w:autoSpaceDN w:val="0"/>
+              <w:adjustRightInd w:val="0"/>
+              <w:spacing w:before="0" w:line="240" w:lineRule="auto"/>
+              <w:rPr>
+                <w:rFonts w:cs="Arial"/>
+                <w:b/>
+                <w:bCs/>
+                <w:sz w:val="28"/>
+                <w:szCs w:val="28"/>
+              </w:rPr>
+            </w:pPr>
+            <w:r>
+              <w:rPr>
+                <w:rFonts w:cs="Arial"/>
+                <w:b/>
+                <w:bCs/>
+                <w:sz w:val="28"/>
+                <w:szCs w:val="28"/>
+              </w:rPr>
+              <w:t>T</w:t>
+            </w:r>
+            <w:r>
+              <w:rPr>
+                <w:rFonts w:cs="Arial"/>
+                <w:b/>
+                <w:bCs/>
+                <w:sz w:val="28"/>
+                <w:szCs w:val="28"/>
+              </w:rPr>
+              <w:t>S 7.4.</w:t>
+            </w:r>
+            <w:r>
+              <w:rPr>
+                <w:rFonts w:cs="Arial"/>
+                <w:b/>
+                <w:bCs/>
+                <w:sz w:val="28"/>
+                <w:szCs w:val="28"/>
+              </w:rPr>
+              <w:t>3.6</w:t>
+            </w:r>
+            <w:r>
+              <w:rPr>
+                <w:rFonts w:cs="Arial"/>
+                <w:b/>
+                <w:bCs/>
+                <w:sz w:val="28"/>
+                <w:szCs w:val="28"/>
+              </w:rPr>
+              <w:t xml:space="preserve"> – </w:t>
+            </w:r>
+            <w:r>
+              <w:rPr>
+                <w:rFonts w:cs="Arial"/>
+                <w:b/>
+                <w:bCs/>
+                <w:sz w:val="28"/>
+                <w:szCs w:val="28"/>
+              </w:rPr>
+              <w:t>Vaakyam</w:t>
+            </w:r>
+          </w:p>
+          <w:p>
+            <w:pPr>
+              <w:widowControl w:val="0"/>
+              <w:autoSpaceDE w:val="0"/>
+              <w:autoSpaceDN w:val="0"/>
+              <w:adjustRightInd w:val="0"/>
+              <w:spacing w:before="0" w:line="240" w:lineRule="auto"/>
+              <w:rPr>
+                <w:rFonts w:cs="Arial"/>
+                <w:b/>
+                <w:bCs/>
+                <w:sz w:val="28"/>
+                <w:szCs w:val="28"/>
+              </w:rPr>
+            </w:pPr>
+            <w:r>
+              <w:rPr>
+                <w:rFonts w:cs="Arial"/>
+                <w:b/>
+                <w:bCs/>
+                <w:sz w:val="28"/>
+                <w:szCs w:val="28"/>
+              </w:rPr>
+              <w:t>Line</w:t>
+            </w:r>
+            <w:r>
+              <w:rPr>
+                <w:rFonts w:cs="Arial"/>
+                <w:b/>
+                <w:bCs/>
+                <w:sz w:val="28"/>
+                <w:szCs w:val="28"/>
+              </w:rPr>
+              <w:t xml:space="preserve"> No. – </w:t>
+            </w:r>
+            <w:r>
+              <w:rPr>
+                <w:rFonts w:cs="Arial"/>
+                <w:b/>
+                <w:bCs/>
+                <w:sz w:val="28"/>
+                <w:szCs w:val="28"/>
+              </w:rPr>
+              <w:t>4</w:t>
+            </w:r>
+          </w:p>
+          <w:p>
+            <w:pPr>
+              <w:widowControl w:val="0"/>
+              <w:autoSpaceDE w:val="0"/>
+              <w:autoSpaceDN w:val="0"/>
+              <w:adjustRightInd w:val="0"/>
+              <w:spacing w:before="0" w:line="240" w:lineRule="auto"/>
+              <w:rPr>
+                <w:rFonts w:cs="Arial"/>
+                <w:b/>
+                <w:bCs/>
+                <w:sz w:val="28"/>
+                <w:szCs w:val="28"/>
+              </w:rPr>
+            </w:pPr>
+            <w:r>
+              <w:rPr>
+                <w:rFonts w:cs="Arial"/>
+                <w:b/>
+                <w:bCs/>
+                <w:sz w:val="28"/>
+                <w:szCs w:val="28"/>
+              </w:rPr>
+              <w:t xml:space="preserve">Panchaati No. – </w:t>
+            </w:r>
+            <w:r>
+              <w:rPr>
+                <w:rFonts w:cs="Arial"/>
+                <w:b/>
+                <w:bCs/>
+                <w:sz w:val="28"/>
+                <w:szCs w:val="28"/>
+              </w:rPr>
+              <w:t>14</w:t>
+            </w:r>
+          </w:p>
+        </w:tc>
+        <w:tc>
+          <w:tcPr>
+            <w:tcW w:w="5096" w:type="dxa"/>
+            <w:tcBorders>
+              <w:top w:val="single" w:sz="4" w:space="0" w:color="000000"/>
+              <w:left w:val="single" w:sz="4" w:space="0" w:color="000000"/>
+              <w:bottom w:val="single" w:sz="4" w:space="0" w:color="000000"/>
+              <w:right w:val="single" w:sz="4" w:space="0" w:color="000000"/>
+            </w:tcBorders>
+          </w:tcPr>
+          <w:p>
+            <w:pPr>
+              <w:widowControl w:val="0"/>
+              <w:autoSpaceDE w:val="0"/>
+              <w:autoSpaceDN w:val="0"/>
+              <w:adjustRightInd w:val="0"/>
+              <w:spacing w:before="0" w:line="240" w:lineRule="auto"/>
+              <w:rPr>
+                <w:rFonts w:ascii="BRH Malayalam Extra" w:hAnsi="BRH Malayalam Extra" w:cs="BRH Malayalam Extra"/>
+                <w:sz w:val="40"/>
+                <w:szCs w:val="40"/>
+              </w:rPr>
+            </w:pPr>
+            <w:r>
+              <w:rPr>
+                <w:rFonts w:ascii="BRH Devanagari Extra" w:hAnsi="BRH Devanagari Extra" w:cs="BRH Malayalam Extra"/>
+                <w:sz w:val="32"/>
+                <w:szCs w:val="40"/>
+              </w:rPr>
+              <w:t>Æ</w:t>
+            </w:r>
+            <w:r>
+              <w:rPr>
+                <w:rFonts w:ascii="BRH Malayalam Extra" w:hAnsi="BRH Malayalam Extra" w:cs="BRH Malayalam Extra"/>
+                <w:sz w:val="40"/>
+                <w:szCs w:val="40"/>
+              </w:rPr>
+              <w:t>j—Çõ¡</w:t>
+            </w:r>
+            <w:r>
+              <w:rPr>
+                <w:rFonts w:ascii="BRH Malayalam Extra" w:hAnsi="BRH Malayalam Extra" w:cs="BRH Malayalam Extra"/>
+                <w:sz w:val="34"/>
+                <w:szCs w:val="40"/>
+              </w:rPr>
+              <w:t>–</w:t>
+            </w:r>
+            <w:r>
+              <w:rPr>
+                <w:rFonts w:ascii="BRH Malayalam Extra" w:hAnsi="BRH Malayalam Extra" w:cs="BRH Malayalam Extra"/>
+                <w:sz w:val="40"/>
+                <w:szCs w:val="40"/>
+              </w:rPr>
+              <w:t>h¥jx—</w:t>
+            </w:r>
+            <w:r>
+              <w:rPr>
+                <w:rFonts w:ascii="BRH Malayalam Extra" w:hAnsi="BRH Malayalam Extra" w:cs="BRH Malayalam Extra"/>
+                <w:sz w:val="40"/>
+                <w:szCs w:val="40"/>
+                <w:highlight w:val="yellow"/>
+              </w:rPr>
+              <w:t>¥k</w:t>
+            </w:r>
+            <w:r>
+              <w:rPr>
+                <w:rFonts w:ascii="BRH Malayalam Extra" w:hAnsi="BRH Malayalam Extra" w:cs="BRH Malayalam Extra"/>
+                <w:sz w:val="34"/>
+                <w:szCs w:val="40"/>
+              </w:rPr>
+              <w:t>–</w:t>
+            </w:r>
+            <w:r>
+              <w:rPr>
+                <w:rFonts w:ascii="BRH Malayalam Extra" w:hAnsi="BRH Malayalam Extra" w:cs="BRH Malayalam Extra"/>
+                <w:sz w:val="40"/>
+                <w:szCs w:val="40"/>
+              </w:rPr>
+              <w:t xml:space="preserve">¥hõx </w:t>
+            </w:r>
+          </w:p>
+          <w:p>
+            <w:pPr>
+              <w:widowControl w:val="0"/>
+              <w:autoSpaceDE w:val="0"/>
+              <w:autoSpaceDN w:val="0"/>
+              <w:adjustRightInd w:val="0"/>
+              <w:spacing w:before="0" w:line="240" w:lineRule="auto"/>
+              <w:rPr>
+                <w:rFonts w:ascii="BRH Devanagari Extra" w:hAnsi="BRH Devanagari Extra" w:cs="BRH Devanagari Extra"/>
+                <w:sz w:val="40"/>
+                <w:szCs w:val="40"/>
+              </w:rPr>
+            </w:pPr>
+            <w:r>
+              <w:rPr>
+                <w:rFonts w:ascii="BRH Malayalam Extra" w:hAnsi="BRH Malayalam Extra" w:cs="BRH Malayalam Extra"/>
+                <w:sz w:val="40"/>
+                <w:szCs w:val="40"/>
+              </w:rPr>
+              <w:t>¥mx</w:t>
+            </w:r>
+            <w:r>
+              <w:rPr>
+                <w:rFonts w:ascii="BRH Malayalam Extra" w:hAnsi="BRH Malayalam Extra" w:cs="BRH Malayalam Extra"/>
+                <w:sz w:val="34"/>
+                <w:szCs w:val="40"/>
+              </w:rPr>
+              <w:t>–</w:t>
+            </w:r>
+            <w:r>
+              <w:rPr>
+                <w:rFonts w:ascii="BRH Malayalam Extra" w:hAnsi="BRH Malayalam Extra" w:cs="BRH Malayalam Extra"/>
+                <w:sz w:val="40"/>
+                <w:szCs w:val="40"/>
+              </w:rPr>
+              <w:t>K¥jx˜J</w:t>
+            </w:r>
+          </w:p>
+        </w:tc>
+        <w:tc>
+          <w:tcPr>
+            <w:tcW w:w="5423" w:type="dxa"/>
+            <w:tcBorders>
+              <w:top w:val="single" w:sz="4" w:space="0" w:color="000000"/>
+              <w:left w:val="single" w:sz="4" w:space="0" w:color="000000"/>
+              <w:bottom w:val="single" w:sz="4" w:space="0" w:color="000000"/>
+              <w:right w:val="single" w:sz="4" w:space="0" w:color="000000"/>
+            </w:tcBorders>
+          </w:tcPr>
+          <w:p>
+            <w:pPr>
+              <w:widowControl w:val="0"/>
+              <w:autoSpaceDE w:val="0"/>
+              <w:autoSpaceDN w:val="0"/>
+              <w:adjustRightInd w:val="0"/>
+              <w:spacing w:before="0" w:line="240" w:lineRule="auto"/>
+              <w:rPr>
+                <w:rFonts w:ascii="BRH Malayalam Extra" w:hAnsi="BRH Malayalam Extra" w:cs="BRH Malayalam Extra"/>
+                <w:sz w:val="40"/>
+                <w:szCs w:val="40"/>
+              </w:rPr>
+            </w:pPr>
+            <w:r>
+              <w:rPr>
+                <w:rFonts w:ascii="BRH Devanagari Extra" w:hAnsi="BRH Devanagari Extra" w:cs="BRH Malayalam Extra"/>
+                <w:sz w:val="32"/>
+                <w:szCs w:val="40"/>
+              </w:rPr>
+              <w:t>Æ</w:t>
+            </w:r>
+            <w:r>
+              <w:rPr>
+                <w:rFonts w:ascii="BRH Malayalam Extra" w:hAnsi="BRH Malayalam Extra" w:cs="BRH Malayalam Extra"/>
+                <w:sz w:val="40"/>
+                <w:szCs w:val="40"/>
+              </w:rPr>
+              <w:t>j—Çõ¡</w:t>
+            </w:r>
+            <w:r>
+              <w:rPr>
+                <w:rFonts w:ascii="BRH Malayalam Extra" w:hAnsi="BRH Malayalam Extra" w:cs="BRH Malayalam Extra"/>
+                <w:sz w:val="34"/>
+                <w:szCs w:val="40"/>
+              </w:rPr>
+              <w:t>–</w:t>
+            </w:r>
+            <w:r>
+              <w:rPr>
+                <w:rFonts w:ascii="BRH Malayalam Extra" w:hAnsi="BRH Malayalam Extra" w:cs="BRH Malayalam Extra"/>
+                <w:sz w:val="40"/>
+                <w:szCs w:val="40"/>
+              </w:rPr>
+              <w:t>h¥jx—</w:t>
+            </w:r>
+            <w:r>
+              <w:rPr>
+                <w:rFonts w:ascii="BRH Malayalam Extra" w:hAnsi="BRH Malayalam Extra" w:cs="BRH Malayalam Extra"/>
+                <w:sz w:val="40"/>
+                <w:szCs w:val="40"/>
+                <w:highlight w:val="green"/>
+              </w:rPr>
+              <w:t>¥k</w:t>
+            </w:r>
+            <w:r>
+              <w:rPr>
+                <w:rFonts w:ascii="BRH Malayalam Extra" w:hAnsi="BRH Malayalam Extra" w:cs="BRH Malayalam Extra"/>
+                <w:sz w:val="40"/>
+                <w:szCs w:val="40"/>
+              </w:rPr>
+              <w:t xml:space="preserve">¥hõx </w:t>
+            </w:r>
+          </w:p>
+          <w:p>
+            <w:pPr>
+              <w:widowControl w:val="0"/>
+              <w:autoSpaceDE w:val="0"/>
+              <w:autoSpaceDN w:val="0"/>
+              <w:adjustRightInd w:val="0"/>
+              <w:spacing w:before="0" w:line="240" w:lineRule="auto"/>
+              <w:rPr>
+                <w:rFonts w:ascii="BRH Devanagari Extra" w:hAnsi="BRH Devanagari Extra" w:cs="BRH Devanagari Extra"/>
+                <w:sz w:val="40"/>
+                <w:szCs w:val="40"/>
+              </w:rPr>
+            </w:pPr>
+            <w:r>
+              <w:rPr>
+                <w:rFonts w:ascii="BRH Malayalam Extra" w:hAnsi="BRH Malayalam Extra" w:cs="BRH Malayalam Extra"/>
+                <w:sz w:val="40"/>
+                <w:szCs w:val="40"/>
+              </w:rPr>
+              <w:t>¥mx</w:t>
+            </w:r>
+            <w:r>
+              <w:rPr>
+                <w:rFonts w:ascii="BRH Malayalam Extra" w:hAnsi="BRH Malayalam Extra" w:cs="BRH Malayalam Extra"/>
+                <w:sz w:val="34"/>
+                <w:szCs w:val="40"/>
+              </w:rPr>
+              <w:t>–</w:t>
+            </w:r>
+            <w:r>
+              <w:rPr>
+                <w:rFonts w:ascii="BRH Malayalam Extra" w:hAnsi="BRH Malayalam Extra" w:cs="BRH Malayalam Extra"/>
+                <w:sz w:val="40"/>
+                <w:szCs w:val="40"/>
+              </w:rPr>
+              <w:t>K¥jx˜J</w:t>
             </w:r>
           </w:p>
         </w:tc>
@@ -1893,6 +2291,7 @@
                 <w:sz w:val="28"/>
                 <w:szCs w:val="28"/>
               </w:rPr>
+              <w:lastRenderedPageBreak/>
               <w:t>TS 7.</w:t>
             </w:r>
             <w:r>
@@ -3538,6 +3937,7 @@
                 <w:sz w:val="28"/>
                 <w:szCs w:val="28"/>
               </w:rPr>
+              <w:lastRenderedPageBreak/>
               <w:t>TS 7.4.3.1 – Padam</w:t>
             </w:r>
           </w:p>
@@ -3816,7 +4216,6 @@
                 <w:sz w:val="28"/>
                 <w:szCs w:val="28"/>
               </w:rPr>
-              <w:lastRenderedPageBreak/>
               <w:t>TS 7.4.</w:t>
             </w:r>
             <w:r>
@@ -5375,13 +5774,23 @@
               </w:rPr>
               <w:t>Z</w:t>
             </w:r>
-            <w:r>
-              <w:rPr>
-                <w:rFonts w:ascii="BRH Malayalam Extra" w:hAnsi="BRH Malayalam Extra" w:cs="BRH Malayalam Extra"/>
-                <w:sz w:val="40"/>
-                <w:szCs w:val="40"/>
-              </w:rPr>
-              <w:t>§  | i</w:t>
+            <w:proofErr w:type="gramStart"/>
+            <w:r>
+              <w:rPr>
+                <w:rFonts w:ascii="BRH Malayalam Extra" w:hAnsi="BRH Malayalam Extra" w:cs="BRH Malayalam Extra"/>
+                <w:sz w:val="40"/>
+                <w:szCs w:val="40"/>
+              </w:rPr>
+              <w:t>§  |</w:t>
+            </w:r>
+            <w:proofErr w:type="gramEnd"/>
+            <w:r>
+              <w:rPr>
+                <w:rFonts w:ascii="BRH Malayalam Extra" w:hAnsi="BRH Malayalam Extra" w:cs="BRH Malayalam Extra"/>
+                <w:sz w:val="40"/>
+                <w:szCs w:val="40"/>
+              </w:rPr>
+              <w:t xml:space="preserve"> i</w:t>
             </w:r>
             <w:r>
               <w:rPr>
@@ -5455,6 +5864,7 @@
                 <w:sz w:val="28"/>
                 <w:szCs w:val="28"/>
               </w:rPr>
+              <w:lastRenderedPageBreak/>
               <w:t>TS 7.4.11</w:t>
             </w:r>
             <w:r>
@@ -6105,7 +6515,6 @@
           <w:szCs w:val="32"/>
           <w:u w:val="single"/>
         </w:rPr>
-        <w:lastRenderedPageBreak/>
         <w:t>==============</w:t>
       </w:r>
     </w:p>
@@ -6188,6 +6597,7 @@
         </w:rPr>
         <w:t xml:space="preserve"> – TS </w:t>
       </w:r>
+      <w:proofErr w:type="gramStart"/>
       <w:r>
         <w:rPr>
           <w:b/>
@@ -6218,6 +6628,7 @@
         </w:rPr>
         <w:t>Malayalam</w:t>
       </w:r>
+      <w:proofErr w:type="gramEnd"/>
       <w:r>
         <w:rPr>
           <w:b/>
@@ -6872,6 +7283,7 @@
           <w:b/>
           <w:bCs/>
         </w:rPr>
+        <w:lastRenderedPageBreak/>
         <w:t>(ignore those which are already incorporated in your book’s version and date)</w:t>
       </w:r>
     </w:p>
@@ -7120,7 +7532,6 @@
                 <w:sz w:val="40"/>
                 <w:szCs w:val="40"/>
               </w:rPr>
-              <w:lastRenderedPageBreak/>
               <w:t>A</w:t>
             </w:r>
             <w:r>
@@ -7164,7 +7575,6 @@
                 <w:sz w:val="40"/>
                 <w:szCs w:val="40"/>
               </w:rPr>
-              <w:lastRenderedPageBreak/>
               <w:t>j</w:t>
             </w:r>
             <w:r>
@@ -7231,7 +7641,6 @@
                 <w:sz w:val="40"/>
                 <w:szCs w:val="40"/>
               </w:rPr>
-              <w:lastRenderedPageBreak/>
               <w:t>A</w:t>
             </w:r>
             <w:r>
@@ -7271,7 +7680,6 @@
                 <w:sz w:val="28"/>
                 <w:szCs w:val="28"/>
               </w:rPr>
-              <w:lastRenderedPageBreak/>
               <w:t>7.4.2.4 – Padam</w:t>
             </w:r>
           </w:p>
@@ -8779,7 +9187,6 @@
                 <w:sz w:val="28"/>
                 <w:szCs w:val="28"/>
               </w:rPr>
-              <w:lastRenderedPageBreak/>
               <w:t>3rd</w:t>
             </w:r>
             <w:r>
@@ -8845,7 +9252,6 @@
                 <w:szCs w:val="40"/>
                 <w:lang w:val="en-IN" w:eastAsia="en-IN" w:bidi="ml-IN"/>
               </w:rPr>
-              <w:lastRenderedPageBreak/>
               <w:t>h¢jxs</w:t>
             </w:r>
             <w:r>
